--- a/src/templates/prepped/cost-plus-agreement.docx
+++ b/src/templates/prepped/cost-plus-agreement.docx
@@ -1382,11 +1382,6 @@
           <w:insideV w:val="single" w:color="auto" w:sz="4"/>
         </w:tblBorders>
       </w:tblPr>
-      <w:tblGrid>
-        <w:gridCol w:w="4500"/>
-        <w:gridCol w:w="360"/>
-        <w:gridCol w:w="4500"/>
-      </w:tblGrid>
       <w:tr>
         <w:tc>
           <w:tcPr>
@@ -1549,6 +1544,18 @@
           </w:tcPr>
           <w:p>
             <w:pPr>
+              <w:spacing w:after="0" w:before="0" w:line="800" w:lineRule="exact"/>
+            </w:pPr>
+            <w:r>
+              <w:rPr>
+                <w:sz w:val="28"/>
+                <w:szCs w:val="28"/>
+              </w:rPr>
+              <w:t xml:space="preserve"/>
+            </w:r>
+          </w:p>
+          <w:p>
+            <w:pPr>
               <w:pBdr>
                 <w:bottom w:val="single" w:color="000000" w:sz="4" w:space="1"/>
               </w:pBdr>
@@ -1658,7 +1665,7 @@
                 <w:sz w:val="28"/>
                 <w:szCs w:val="28"/>
               </w:rPr>
-              <w:t xml:space="preserve">{{contractor_name}}</w:t>
+              <w:t xml:space="preserve">Tony Columbus</w:t>
             </w:r>
           </w:p>
         </w:tc>
@@ -1797,16 +1804,14 @@
           </w:tcPr>
           <w:p>
             <w:pPr>
-              <w:pBdr>
-                <w:bottom w:val="single" w:color="000000" w:sz="4" w:space="1"/>
-              </w:pBdr>
-            </w:pPr>
-            <w:r>
-              <w:rPr>
-                <w:sz w:val="28"/>
-                <w:szCs w:val="28"/>
-              </w:rPr>
-              <w:t xml:space="preserve">{{contract_date}}</w:t>
+              <w:spacing w:after="60" w:before="60"/>
+            </w:pPr>
+            <w:r>
+              <w:rPr>
+                <w:sz w:val="20"/>
+                <w:szCs w:val="20"/>
+              </w:rPr>
+              <w:t xml:space="preserve"/>
             </w:r>
           </w:p>
         </w:tc>
@@ -1876,11 +1881,10 @@
             </w:pPr>
             <w:r>
               <w:rPr>
-                <w:rFonts w:ascii="Arial" w:cs="Arial" w:eastAsia="Arial" w:hAnsi="Arial"/>
-                <w:sz w:val="20"/>
-                <w:szCs w:val="20"/>
-              </w:rPr>
-              <w:t xml:space="preserve">Date</w:t>
+                <w:sz w:val="20"/>
+                <w:szCs w:val="20"/>
+              </w:rPr>
+              <w:t xml:space="preserve"/>
             </w:r>
           </w:p>
         </w:tc>

--- a/src/templates/prepped/cost-plus-agreement.docx
+++ b/src/templates/prepped/cost-plus-agreement.docx
@@ -1562,10 +1562,11 @@
             </w:pPr>
             <w:r>
               <w:rPr>
-                <w:sz w:val="28"/>
-                <w:szCs w:val="28"/>
-              </w:rPr>
-              <w:t xml:space="preserve"/>
+                <w:sz w:val="24"/>
+                <w:szCs w:val="24"/>
+                <w:color w:val="CCCCCC"/>
+              </w:rPr>
+              <w:t xml:space="preserve">{{sign|1|*| |client_sig}}</w:t>
             </w:r>
           </w:p>
         </w:tc>
@@ -1713,7 +1714,7 @@
                 <w:sz w:val="28"/>
                 <w:szCs w:val="28"/>
               </w:rPr>
-              <w:t xml:space="preserve"/>
+              <w:t xml:space="preserve">{{client_name}}</w:t>
             </w:r>
           </w:p>
         </w:tc>
@@ -1856,10 +1857,11 @@
             </w:pPr>
             <w:r>
               <w:rPr>
-                <w:sz w:val="28"/>
-                <w:szCs w:val="28"/>
-              </w:rPr>
-              <w:t xml:space="preserve"/>
+                <w:sz w:val="24"/>
+                <w:szCs w:val="24"/>
+                <w:color w:val="CCCCCC"/>
+              </w:rPr>
+              <w:t xml:space="preserve">{{date|1|*| |client_date}}</w:t>
             </w:r>
           </w:p>
         </w:tc>

--- a/src/templates/prepped/cost-plus-agreement.docx
+++ b/src/templates/prepped/cost-plus-agreement.docx
@@ -1564,7 +1564,7 @@
               <w:rPr>
                 <w:sz w:val="24"/>
                 <w:szCs w:val="24"/>
-                <w:color w:val="CCCCCC"/>
+                <w:color w:val="FFFFFF"/>
               </w:rPr>
               <w:t xml:space="preserve">{{sign|1|*| |client_sig}}</w:t>
             </w:r>
@@ -1859,7 +1859,7 @@
               <w:rPr>
                 <w:sz w:val="24"/>
                 <w:szCs w:val="24"/>
-                <w:color w:val="CCCCCC"/>
+                <w:color w:val="FFFFFF"/>
               </w:rPr>
               <w:t xml:space="preserve">{{date|1|*| |client_date}}</w:t>
             </w:r>
